--- a/public/docs/r8-fukko-jisshi-youkou.docx
+++ b/public/docs/r8-fukko-jisshi-youkou.docx
@@ -980,7 +980,7 @@
           <w:sz w:val="21"/>
           <w:szCs w:val="21"/>
         </w:rPr>
-        <w:t xml:space="preserve">　　２　申請は締切を待たずに随時審査し、決定次第、速やかに結果をお知らせします。予算枠に達した時点で募集を終了します。</w:t>
+        <w:t xml:space="preserve">　　２　申請は募集期間の締切後に役員会でまとめて審査し、結果は採択・不採択にかかわらず、申請団体へ個別にお知らせします。</w:t>
       </w:r>
     </w:p>
     <w:p>
